--- a/flow/20230914_vu_template/drafts/2024-06-g/06-ЧТ-Висаріона.docx
+++ b/flow/20230914_vu_template/drafts/2024-06-g/06-ЧТ-Висаріона.docx
@@ -3629,6 +3629,112 @@
     </w:p>
     <w:p>
       <w:pPr>
+        <w:pStyle w:val="a"/>
+        <w:spacing w:after="120"/>
+      </w:pPr>
+      <w:r>
+        <w:rPr>
+          <w:rFonts w:ascii="Times New Roman" w:hAnsi="Times New Roman"/>
+          <w:b/>
+          <w:sz w:val="24"/>
+          <w:highlight w:val="white"/>
+        </w:rPr>
+        <w:t>Слава, і нині</w:t>
+      </w:r>
+      <w:r>
+        <w:rPr>
+          <w:rFonts w:ascii="Times New Roman" w:hAnsi="Times New Roman"/>
+          <w:i/>
+          <w:color w:val="FF0000"/>
+          <w:sz w:val="24"/>
+          <w:highlight w:val="white"/>
+        </w:rPr>
+        <w:t xml:space="preserve"> (богородичний):</w:t>
+      </w:r>
+      <w:r>
+        <w:rPr>
+          <w:rFonts w:ascii="Times New Roman" w:hAnsi="Times New Roman"/>
+          <w:color w:val="FF0000"/>
+          <w:sz w:val="24"/>
+          <w:highlight w:val="white"/>
+        </w:rPr>
+        <w:t xml:space="preserve"> </w:t>
+      </w:r>
+      <w:r>
+        <w:rPr>
+          <w:rFonts w:ascii="Times New Roman" w:hAnsi="Times New Roman"/>
+          <w:sz w:val="24"/>
+          <w:highlight w:val="white"/>
+        </w:rPr>
+        <w:t xml:space="preserve">Радуйся, </w:t>
+      </w:r>
+      <w:r>
+        <w:rPr>
+          <w:rFonts w:ascii="Times New Roman" w:hAnsi="Times New Roman"/>
+          <w:sz w:val="24"/>
+          <w:highlight w:val="white"/>
+        </w:rPr>
+        <w:t>сонцеобразна</w:t>
+      </w:r>
+      <w:r>
+        <w:rPr>
+          <w:rFonts w:ascii="Times New Roman" w:hAnsi="Times New Roman"/>
+          <w:sz w:val="24"/>
+          <w:highlight w:val="white"/>
+        </w:rPr>
+        <w:t xml:space="preserve">,* Сонця сокровенного Престоле,* Ти, що Сонце засвітила, Якого не осягне ум!* Радуйся, Уме,* що зблискуєш </w:t>
+      </w:r>
+      <w:r>
+        <w:rPr>
+          <w:rFonts w:ascii="Times New Roman" w:hAnsi="Times New Roman"/>
+          <w:sz w:val="24"/>
+          <w:highlight w:val="white"/>
+        </w:rPr>
+        <w:t>богопровісними</w:t>
+      </w:r>
+      <w:r>
+        <w:rPr>
+          <w:rFonts w:ascii="Times New Roman" w:hAnsi="Times New Roman"/>
+          <w:sz w:val="24"/>
+          <w:highlight w:val="white"/>
+        </w:rPr>
+        <w:t xml:space="preserve"> вогнями,* Спалаху блискавиці, що осяюєш краї землі,* воістину золотосяйна,* </w:t>
+      </w:r>
+      <w:r>
+        <w:rPr>
+          <w:rFonts w:ascii="Times New Roman" w:hAnsi="Times New Roman"/>
+          <w:sz w:val="24"/>
+          <w:highlight w:val="white"/>
+        </w:rPr>
+        <w:t>Вседобра</w:t>
+      </w:r>
+      <w:r>
+        <w:rPr>
+          <w:rFonts w:ascii="Times New Roman" w:hAnsi="Times New Roman"/>
+          <w:sz w:val="24"/>
+          <w:highlight w:val="white"/>
+        </w:rPr>
+        <w:t xml:space="preserve"> і </w:t>
+      </w:r>
+      <w:r>
+        <w:rPr>
+          <w:rFonts w:ascii="Times New Roman" w:hAnsi="Times New Roman"/>
+          <w:sz w:val="24"/>
+          <w:highlight w:val="white"/>
+        </w:rPr>
+        <w:t>Всенепорочна</w:t>
+      </w:r>
+      <w:r>
+        <w:rPr>
+          <w:rFonts w:ascii="Times New Roman" w:hAnsi="Times New Roman"/>
+          <w:sz w:val="24"/>
+          <w:highlight w:val="white"/>
+        </w:rPr>
+        <w:t>,* що Світло Невечірнє вірним випроменила!</w:t>
+      </w:r>
+    </w:p>
+    <w:p>
+      <w:pPr>
         <w:pStyle w:val="Heading2"/>
         <w:spacing w:after="120" w:before="0" w:lineRule="auto"/>
         <w:jc w:val="center"/>
@@ -3785,6 +3891,23 @@
     </w:p>
     <w:p>
       <w:pPr>
+        <w:spacing w:after="120" w:lineRule="auto"/>
+        <w:jc w:val="both"/>
+        <w:rPr>
+          <w:rFonts w:ascii="Times New Roman" w:cs="Times New Roman" w:eastAsia="Times New Roman" w:hAnsi="Times New Roman"/>
+          <w:color w:val="ff0000"/>
+          <w:sz w:val="24"/>
+          <w:szCs w:val="24"/>
+        </w:rPr>
+      </w:pPr>
+      <w:r>
+        <w:rPr>
+          <w:rtl w:val="0"/>
+        </w:rPr>
+      </w:r>
+    </w:p>
+    <w:p>
+      <w:pPr>
         <w:pStyle w:val="Heading3"/>
         <w:spacing w:after="120" w:before="0" w:lineRule="auto"/>
         <w:jc w:val="center"/>
@@ -3899,6 +4022,22 @@
     </w:p>
     <w:p>
       <w:pPr>
+        <w:spacing w:after="120" w:lineRule="auto"/>
+        <w:jc w:val="both"/>
+        <w:rPr>
+          <w:rFonts w:ascii="Times New Roman" w:cs="Times New Roman" w:eastAsia="Times New Roman" w:hAnsi="Times New Roman"/>
+          <w:sz w:val="24"/>
+          <w:szCs w:val="24"/>
+        </w:rPr>
+      </w:pPr>
+      <w:r>
+        <w:rPr>
+          <w:rtl w:val="0"/>
+        </w:rPr>
+      </w:r>
+    </w:p>
+    <w:p>
+      <w:pPr>
         <w:pStyle w:val="Heading3"/>
         <w:spacing w:after="120" w:before="0" w:lineRule="auto"/>
         <w:jc w:val="center"/>
@@ -4122,6 +4261,22 @@
     </w:p>
     <w:p>
       <w:pPr>
+        <w:spacing w:after="120" w:lineRule="auto"/>
+        <w:jc w:val="both"/>
+        <w:rPr>
+          <w:rFonts w:ascii="Times New Roman" w:cs="Times New Roman" w:eastAsia="Times New Roman" w:hAnsi="Times New Roman"/>
+          <w:sz w:val="24"/>
+          <w:szCs w:val="24"/>
+        </w:rPr>
+      </w:pPr>
+      <w:r>
+        <w:rPr>
+          <w:rtl w:val="0"/>
+        </w:rPr>
+      </w:r>
+    </w:p>
+    <w:p>
+      <w:pPr>
         <w:pStyle w:val="Heading3"/>
         <w:spacing w:after="120" w:before="0" w:lineRule="auto"/>
         <w:jc w:val="center"/>
@@ -5008,6 +5163,24 @@
     </w:p>
     <w:p>
       <w:pPr>
+        <w:spacing w:after="120" w:lineRule="auto"/>
+        <w:jc w:val="both"/>
+        <w:rPr>
+          <w:rFonts w:ascii="Times New Roman" w:cs="Times New Roman" w:eastAsia="Times New Roman" w:hAnsi="Times New Roman"/>
+          <w:i w:val="1"/>
+          <w:color w:val="ff0000"/>
+          <w:sz w:val="24"/>
+          <w:szCs w:val="24"/>
+        </w:rPr>
+      </w:pPr>
+      <w:r>
+        <w:rPr>
+          <w:rtl w:val="0"/>
+        </w:rPr>
+      </w:r>
+    </w:p>
+    <w:p>
+      <w:pPr>
         <w:pStyle w:val="Heading2"/>
         <w:spacing w:after="120" w:before="0" w:lineRule="auto"/>
         <w:jc w:val="center"/>
@@ -5172,6 +5345,52 @@
     </w:p>
     <w:p>
       <w:pPr>
+        <w:spacing w:after="120" w:lineRule="auto"/>
+        <w:jc w:val="both"/>
+        <w:rPr>
+          <w:rFonts w:ascii="Times New Roman" w:cs="Times New Roman" w:eastAsia="Times New Roman" w:hAnsi="Times New Roman"/>
+          <w:sz w:val="24"/>
+          <w:szCs w:val="24"/>
+        </w:rPr>
+      </w:pPr>
+      <w:r>
+        <w:rPr>
+          <w:rFonts w:ascii="Times New Roman" w:cs="Times New Roman" w:eastAsia="Times New Roman" w:hAnsi="Times New Roman"/>
+          <w:b w:val="1"/>
+          <w:sz w:val="24"/>
+          <w:szCs w:val="24"/>
+          <w:rtl w:val="0"/>
+        </w:rPr>
+        <w:t xml:space="preserve">Слава і нині</w:t>
+      </w:r>
+      <w:r>
+        <w:rPr>
+          <w:rFonts w:ascii="Times New Roman" w:cs="Times New Roman" w:eastAsia="Times New Roman" w:hAnsi="Times New Roman"/>
+          <w:sz w:val="24"/>
+          <w:szCs w:val="24"/>
+          <w:rtl w:val="0"/>
+        </w:rPr>
+        <w:t xml:space="preserve">: Богородице, Діво пречиста,* що Бога останнім часом породила* і по народженні далі залишилась справді чистою дівою,* престоле, і брамо, і трапезо таїнственна,* і світильнику світлопромінний!</w:t>
+      </w:r>
+    </w:p>
+    <w:p>
+      <w:pPr>
+        <w:spacing w:after="120" w:lineRule="auto"/>
+        <w:jc w:val="both"/>
+        <w:rPr>
+          <w:rFonts w:ascii="Times New Roman" w:cs="Times New Roman" w:eastAsia="Times New Roman" w:hAnsi="Times New Roman"/>
+          <w:sz w:val="24"/>
+          <w:szCs w:val="24"/>
+        </w:rPr>
+      </w:pPr>
+      <w:r>
+        <w:rPr>
+          <w:rtl w:val="0"/>
+        </w:rPr>
+      </w:r>
+    </w:p>
+    <w:p>
+      <w:pPr>
         <w:pStyle w:val="Heading3"/>
         <w:spacing w:after="120" w:before="0" w:lineRule="auto"/>
         <w:jc w:val="center"/>
@@ -5326,6 +5545,26 @@
           <w:szCs w:val="24"/>
           <w:rtl w:val="0"/>
         </w:rPr>
+        <w:t xml:space="preserve">Слава Отцю, і Сину, і Святому Духові,* і нині і повсякчас, і на віки віків. Амінь.</w:t>
+      </w:r>
+    </w:p>
+    <w:p>
+      <w:pPr>
+        <w:spacing w:after="120" w:lineRule="auto"/>
+        <w:jc w:val="both"/>
+        <w:rPr>
+          <w:rFonts w:ascii="Times New Roman" w:cs="Times New Roman" w:eastAsia="Times New Roman" w:hAnsi="Times New Roman"/>
+          <w:sz w:val="24"/>
+          <w:szCs w:val="24"/>
+        </w:rPr>
+      </w:pPr>
+      <w:r>
+        <w:rPr>
+          <w:rFonts w:ascii="Times New Roman" w:cs="Times New Roman" w:eastAsia="Times New Roman" w:hAnsi="Times New Roman"/>
+          <w:sz w:val="24"/>
+          <w:szCs w:val="24"/>
+          <w:rtl w:val="0"/>
+        </w:rPr>
         <w:t xml:space="preserve">Пресвята Тройце, помилуй нас;* Господи, очисти гріхи наші;* Владико, прости беззаконня наші;* Святий, завітай і зціли немочі наші імени твого ради.</w:t>
       </w:r>
     </w:p>
@@ -5363,6 +5602,46 @@
         <w:rPr>
           <w:rtl w:val="0"/>
         </w:rPr>
+      </w:r>
+    </w:p>
+    <w:p>
+      <w:pPr>
+        <w:spacing w:after="120" w:lineRule="auto"/>
+        <w:jc w:val="both"/>
+        <w:rPr>
+          <w:rFonts w:ascii="Times New Roman" w:cs="Times New Roman" w:eastAsia="Times New Roman" w:hAnsi="Times New Roman"/>
+          <w:sz w:val="24"/>
+          <w:szCs w:val="24"/>
+        </w:rPr>
+      </w:pPr>
+      <w:r>
+        <w:rPr>
+          <w:rFonts w:ascii="Times New Roman" w:cs="Times New Roman" w:eastAsia="Times New Roman" w:hAnsi="Times New Roman"/>
+          <w:sz w:val="24"/>
+          <w:szCs w:val="24"/>
+          <w:rtl w:val="0"/>
+        </w:rPr>
+        <w:t xml:space="preserve">Слава Отцю, і Сину, і Святому Духові.</w:t>
+      </w:r>
+    </w:p>
+    <w:p>
+      <w:pPr>
+        <w:spacing w:after="120" w:lineRule="auto"/>
+        <w:jc w:val="both"/>
+        <w:rPr>
+          <w:rFonts w:ascii="Times New Roman" w:cs="Times New Roman" w:eastAsia="Times New Roman" w:hAnsi="Times New Roman"/>
+          <w:sz w:val="24"/>
+          <w:szCs w:val="24"/>
+        </w:rPr>
+      </w:pPr>
+      <w:r>
+        <w:rPr>
+          <w:rFonts w:ascii="Times New Roman" w:cs="Times New Roman" w:eastAsia="Times New Roman" w:hAnsi="Times New Roman"/>
+          <w:sz w:val="24"/>
+          <w:szCs w:val="24"/>
+          <w:rtl w:val="0"/>
+        </w:rPr>
+        <w:t xml:space="preserve">І нині і повсякчас, і на віки віків. Амінь.</w:t>
       </w:r>
     </w:p>
     <w:p>
@@ -5451,6 +5730,22 @@
           <w:rtl w:val="0"/>
         </w:rPr>
         <w:t xml:space="preserve">Амінь.</w:t>
+      </w:r>
+    </w:p>
+    <w:p>
+      <w:pPr>
+        <w:spacing w:after="120" w:lineRule="auto"/>
+        <w:jc w:val="both"/>
+        <w:rPr>
+          <w:rFonts w:ascii="Times New Roman" w:cs="Times New Roman" w:eastAsia="Times New Roman" w:hAnsi="Times New Roman"/>
+          <w:sz w:val="24"/>
+          <w:szCs w:val="24"/>
+        </w:rPr>
+      </w:pPr>
+      <w:r>
+        <w:rPr>
+          <w:rtl w:val="0"/>
+        </w:rPr>
       </w:r>
     </w:p>
     <w:p>
@@ -6078,6 +6373,22 @@
     </w:p>
     <w:p>
       <w:pPr>
+        <w:spacing w:after="120" w:lineRule="auto"/>
+        <w:jc w:val="both"/>
+        <w:rPr>
+          <w:rFonts w:ascii="Times New Roman" w:cs="Times New Roman" w:eastAsia="Times New Roman" w:hAnsi="Times New Roman"/>
+          <w:sz w:val="24"/>
+          <w:szCs w:val="24"/>
+        </w:rPr>
+      </w:pPr>
+      <w:r>
+        <w:rPr>
+          <w:rtl w:val="0"/>
+        </w:rPr>
+      </w:r>
+    </w:p>
+    <w:p>
+      <w:pPr>
         <w:pStyle w:val="Heading2"/>
         <w:spacing w:after="120" w:before="0" w:lineRule="auto"/>
         <w:jc w:val="center"/>
@@ -6329,6 +6640,22 @@
     </w:p>
     <w:p>
       <w:pPr>
+        <w:spacing w:after="120" w:lineRule="auto"/>
+        <w:jc w:val="both"/>
+        <w:rPr>
+          <w:rFonts w:ascii="Times New Roman" w:cs="Times New Roman" w:eastAsia="Times New Roman" w:hAnsi="Times New Roman"/>
+          <w:sz w:val="24"/>
+          <w:szCs w:val="24"/>
+        </w:rPr>
+      </w:pPr>
+      <w:r>
+        <w:rPr>
+          <w:rtl w:val="0"/>
+        </w:rPr>
+      </w:r>
+    </w:p>
+    <w:p>
+      <w:pPr>
         <w:pStyle w:val="Heading3"/>
         <w:spacing w:after="120" w:before="0" w:lineRule="auto"/>
         <w:jc w:val="center"/>
@@ -6383,6 +6710,57 @@
     </w:p>
     <w:p>
       <w:pPr>
+        <w:spacing w:after="120" w:lineRule="auto"/>
+        <w:jc w:val="both"/>
+        <w:rPr>
+          <w:rFonts w:ascii="Times New Roman" w:cs="Times New Roman" w:eastAsia="Times New Roman" w:hAnsi="Times New Roman"/>
+          <w:sz w:val="24"/>
+          <w:szCs w:val="24"/>
+        </w:rPr>
+      </w:pPr>
+      <w:r>
+        <w:rPr>
+          <w:rtl w:val="0"/>
+        </w:rPr>
+      </w:r>
+    </w:p>
+    <w:p>
+      <w:pPr>
+        <w:spacing w:after="120" w:lineRule="auto"/>
+        <w:jc w:val="both"/>
+        <w:rPr>
+          <w:rFonts w:ascii="Times New Roman" w:cs="Times New Roman" w:eastAsia="Times New Roman" w:hAnsi="Times New Roman"/>
+          <w:sz w:val="24"/>
+          <w:szCs w:val="24"/>
+        </w:rPr>
+      </w:pPr>
+      <w:r>
+        <w:rPr>
+          <w:rtl w:val="0"/>
+        </w:rPr>
+      </w:r>
+    </w:p>
+    <w:p>
+      <w:pPr>
+        <w:spacing w:after="120" w:lineRule="auto"/>
+        <w:jc w:val="both"/>
+        <w:rPr>
+          <w:rFonts w:ascii="Times New Roman" w:cs="Times New Roman" w:eastAsia="Times New Roman" w:hAnsi="Times New Roman"/>
+          <w:sz w:val="24"/>
+          <w:szCs w:val="24"/>
+        </w:rPr>
+      </w:pPr>
+      <w:r>
+        <w:br w:type="page"/>
+      </w:r>
+      <w:r>
+        <w:rPr>
+          <w:rtl w:val="0"/>
+        </w:rPr>
+      </w:r>
+    </w:p>
+    <w:p>
+      <w:pPr>
         <w:pStyle w:val="Heading1"/>
         <w:spacing w:after="120" w:lineRule="auto"/>
         <w:jc w:val="center"/>
@@ -6474,6 +6852,42 @@
         <w:jc w:val="both"/>
         <w:rPr>
           <w:rFonts w:ascii="Times New Roman" w:cs="Times New Roman" w:eastAsia="Times New Roman" w:hAnsi="Times New Roman"/>
+          <w:sz w:val="24"/>
+          <w:szCs w:val="24"/>
+        </w:rPr>
+      </w:pPr>
+      <w:r>
+        <w:rPr>
+          <w:rFonts w:ascii="Times New Roman" w:cs="Times New Roman" w:eastAsia="Times New Roman" w:hAnsi="Times New Roman"/>
+          <w:sz w:val="24"/>
+          <w:szCs w:val="24"/>
+          <w:rtl w:val="0"/>
+        </w:rPr>
+        <w:t xml:space="preserve">Слава во вишніх Богу, і на землі мир,* в людях благовоління </w:t>
+      </w:r>
+      <w:r>
+        <w:rPr>
+          <w:rFonts w:ascii="Times New Roman" w:cs="Times New Roman" w:eastAsia="Times New Roman" w:hAnsi="Times New Roman"/>
+          <w:i w:val="1"/>
+          <w:color w:val="ff0000"/>
+          <w:sz w:val="24"/>
+          <w:szCs w:val="24"/>
+          <w:rtl w:val="0"/>
+        </w:rPr>
+        <w:t xml:space="preserve">(3 р.)</w:t>
+      </w:r>
+      <w:r>
+        <w:rPr>
+          <w:rtl w:val="0"/>
+        </w:rPr>
+      </w:r>
+    </w:p>
+    <w:p>
+      <w:pPr>
+        <w:spacing w:after="120" w:lineRule="auto"/>
+        <w:jc w:val="both"/>
+        <w:rPr>
+          <w:rFonts w:ascii="Times New Roman" w:cs="Times New Roman" w:eastAsia="Times New Roman" w:hAnsi="Times New Roman"/>
           <w:i w:val="1"/>
           <w:color w:val="ff0000"/>
           <w:sz w:val="24"/>
@@ -6499,6 +6913,22 @@
           <w:rtl w:val="0"/>
         </w:rPr>
         <w:t xml:space="preserve">(2 р.)</w:t>
+      </w:r>
+    </w:p>
+    <w:p>
+      <w:pPr>
+        <w:spacing w:after="120" w:lineRule="auto"/>
+        <w:jc w:val="both"/>
+        <w:rPr>
+          <w:rFonts w:ascii="Times New Roman" w:cs="Times New Roman" w:eastAsia="Times New Roman" w:hAnsi="Times New Roman"/>
+          <w:sz w:val="24"/>
+          <w:szCs w:val="24"/>
+        </w:rPr>
+      </w:pPr>
+      <w:r>
+        <w:rPr>
+          <w:rtl w:val="0"/>
+        </w:rPr>
       </w:r>
     </w:p>
     <w:p>
@@ -7503,6 +7933,42 @@
     </w:p>
     <w:p>
       <w:pPr>
+        <w:spacing w:after="120" w:lineRule="auto"/>
+        <w:jc w:val="both"/>
+        <w:rPr>
+          <w:rFonts w:ascii="Times New Roman" w:cs="Times New Roman" w:eastAsia="Times New Roman" w:hAnsi="Times New Roman"/>
+          <w:sz w:val="24"/>
+          <w:szCs w:val="24"/>
+        </w:rPr>
+      </w:pPr>
+      <w:r>
+        <w:rPr>
+          <w:rtl w:val="0"/>
+        </w:rPr>
+      </w:r>
+    </w:p>
+    <w:p>
+      <w:pPr>
+        <w:spacing w:after="120" w:lineRule="auto"/>
+        <w:jc w:val="both"/>
+        <w:rPr>
+          <w:rFonts w:ascii="Times New Roman" w:cs="Times New Roman" w:eastAsia="Times New Roman" w:hAnsi="Times New Roman"/>
+          <w:sz w:val="24"/>
+          <w:szCs w:val="24"/>
+        </w:rPr>
+      </w:pPr>
+      <w:r>
+        <w:rPr>
+          <w:rFonts w:ascii="Times New Roman" w:cs="Times New Roman" w:eastAsia="Times New Roman" w:hAnsi="Times New Roman"/>
+          <w:sz w:val="24"/>
+          <w:szCs w:val="24"/>
+          <w:rtl w:val="0"/>
+        </w:rPr>
+        <w:t xml:space="preserve">Слава Отцю, і Сину, і Святому Духові, і нині і повсякчас, і на віки віків. Амінь.</w:t>
+      </w:r>
+    </w:p>
+    <w:p>
+      <w:pPr>
         <w:tabs>
           <w:tab w:val="left" w:leader="none" w:pos="6750"/>
         </w:tabs>
@@ -7570,6 +8036,42 @@
         </w:rPr>
         <w:t xml:space="preserve">(3 р.)</w:t>
       </w:r>
+      <w:r>
+        <w:rPr>
+          <w:rtl w:val="0"/>
+        </w:rPr>
+      </w:r>
+    </w:p>
+    <w:p>
+      <w:pPr>
+        <w:spacing w:after="120" w:lineRule="auto"/>
+        <w:jc w:val="both"/>
+        <w:rPr>
+          <w:rFonts w:ascii="Times New Roman" w:cs="Times New Roman" w:eastAsia="Times New Roman" w:hAnsi="Times New Roman"/>
+          <w:sz w:val="24"/>
+          <w:szCs w:val="24"/>
+        </w:rPr>
+      </w:pPr>
+      <w:r>
+        <w:rPr>
+          <w:rFonts w:ascii="Times New Roman" w:cs="Times New Roman" w:eastAsia="Times New Roman" w:hAnsi="Times New Roman"/>
+          <w:sz w:val="24"/>
+          <w:szCs w:val="24"/>
+          <w:rtl w:val="0"/>
+        </w:rPr>
+        <w:t xml:space="preserve">Слава Отцю, і Сину, і Святому Духові, і нині і повсякчас, і на віки віків. Амінь.</w:t>
+      </w:r>
+    </w:p>
+    <w:p>
+      <w:pPr>
+        <w:spacing w:after="120" w:lineRule="auto"/>
+        <w:jc w:val="both"/>
+        <w:rPr>
+          <w:rFonts w:ascii="Times New Roman" w:cs="Times New Roman" w:eastAsia="Times New Roman" w:hAnsi="Times New Roman"/>
+          <w:sz w:val="24"/>
+          <w:szCs w:val="24"/>
+        </w:rPr>
+      </w:pPr>
       <w:r>
         <w:rPr>
           <w:rtl w:val="0"/>
@@ -7830,6 +8332,33 @@
           <w:szCs w:val="24"/>
         </w:rPr>
       </w:pPr>
+      <w:sdt>
+        <w:sdtPr>
+          <w:tag w:val="goog_rdk_7"/>
+        </w:sdtPr>
+        <w:sdtContent>
+          <w:r>
+            <w:rPr>
+              <w:rFonts w:ascii="Gungsuh" w:cs="Gungsuh" w:eastAsia="Gungsuh" w:hAnsi="Gungsuh"/>
+              <w:sz w:val="24"/>
+              <w:szCs w:val="24"/>
+              <w:rtl w:val="0"/>
+            </w:rPr>
+            <w:t xml:space="preserve">Хіба звіщатимуть у могилі твою милість,* у пропасті глибокій − твою вірність?</w:t>
+          </w:r>
+        </w:sdtContent>
+      </w:sdt>
+    </w:p>
+    <w:p>
+      <w:pPr>
+        <w:spacing w:after="120" w:lineRule="auto"/>
+        <w:jc w:val="both"/>
+        <w:rPr>
+          <w:rFonts w:ascii="Times New Roman" w:cs="Times New Roman" w:eastAsia="Times New Roman" w:hAnsi="Times New Roman"/>
+          <w:sz w:val="24"/>
+          <w:szCs w:val="24"/>
+        </w:rPr>
+      </w:pPr>
       <w:r>
         <w:rPr>
           <w:rFonts w:ascii="Times New Roman" w:cs="Times New Roman" w:eastAsia="Times New Roman" w:hAnsi="Times New Roman"/>
@@ -7890,6 +8419,33 @@
           <w:szCs w:val="24"/>
         </w:rPr>
       </w:pPr>
+      <w:sdt>
+        <w:sdtPr>
+          <w:tag w:val="goog_rdk_8"/>
+        </w:sdtPr>
+        <w:sdtContent>
+          <w:r>
+            <w:rPr>
+              <w:rFonts w:ascii="Gungsuh" w:cs="Gungsuh" w:eastAsia="Gungsuh" w:hAnsi="Gungsuh"/>
+              <w:sz w:val="24"/>
+              <w:szCs w:val="24"/>
+              <w:rtl w:val="0"/>
+            </w:rPr>
+            <w:t xml:space="preserve">Я безталанний і конаю змалку,* я перебув страх твій − і умліваю.</w:t>
+          </w:r>
+        </w:sdtContent>
+      </w:sdt>
+    </w:p>
+    <w:p>
+      <w:pPr>
+        <w:spacing w:after="120" w:lineRule="auto"/>
+        <w:jc w:val="both"/>
+        <w:rPr>
+          <w:rFonts w:ascii="Times New Roman" w:cs="Times New Roman" w:eastAsia="Times New Roman" w:hAnsi="Times New Roman"/>
+          <w:sz w:val="24"/>
+          <w:szCs w:val="24"/>
+        </w:rPr>
+      </w:pPr>
       <w:r>
         <w:rPr>
           <w:rFonts w:ascii="Times New Roman" w:cs="Times New Roman" w:eastAsia="Times New Roman" w:hAnsi="Times New Roman"/>
@@ -7991,6 +8547,33 @@
           <w:szCs w:val="24"/>
         </w:rPr>
       </w:pPr>
+      <w:sdt>
+        <w:sdtPr>
+          <w:tag w:val="goog_rdk_9"/>
+        </w:sdtPr>
+        <w:sdtContent>
+          <w:r>
+            <w:rPr>
+              <w:rFonts w:ascii="Gungsuh" w:cs="Gungsuh" w:eastAsia="Gungsuh" w:hAnsi="Gungsuh"/>
+              <w:sz w:val="24"/>
+              <w:szCs w:val="24"/>
+              <w:rtl w:val="0"/>
+            </w:rPr>
+            <w:t xml:space="preserve">Благослови, душе моя, Господа,* і все нутро моє − його святе ім'я.</w:t>
+          </w:r>
+        </w:sdtContent>
+      </w:sdt>
+    </w:p>
+    <w:p>
+      <w:pPr>
+        <w:spacing w:after="120" w:lineRule="auto"/>
+        <w:jc w:val="both"/>
+        <w:rPr>
+          <w:rFonts w:ascii="Times New Roman" w:cs="Times New Roman" w:eastAsia="Times New Roman" w:hAnsi="Times New Roman"/>
+          <w:sz w:val="24"/>
+          <w:szCs w:val="24"/>
+        </w:rPr>
+      </w:pPr>
       <w:r>
         <w:rPr>
           <w:rFonts w:ascii="Times New Roman" w:cs="Times New Roman" w:eastAsia="Times New Roman" w:hAnsi="Times New Roman"/>
@@ -8688,6 +9271,26 @@
         <w:jc w:val="both"/>
         <w:rPr>
           <w:rFonts w:ascii="Times New Roman" w:cs="Times New Roman" w:eastAsia="Times New Roman" w:hAnsi="Times New Roman"/>
+          <w:sz w:val="24"/>
+          <w:szCs w:val="24"/>
+        </w:rPr>
+      </w:pPr>
+      <w:r>
+        <w:rPr>
+          <w:rFonts w:ascii="Times New Roman" w:cs="Times New Roman" w:eastAsia="Times New Roman" w:hAnsi="Times New Roman"/>
+          <w:sz w:val="24"/>
+          <w:szCs w:val="24"/>
+          <w:rtl w:val="0"/>
+        </w:rPr>
+        <w:t xml:space="preserve">Слава Отцю, і Сину, і Святому Духові: І нині і повсякчас, і на віки віків. Амінь. </w:t>
+      </w:r>
+    </w:p>
+    <w:p>
+      <w:pPr>
+        <w:spacing w:after="120" w:lineRule="auto"/>
+        <w:jc w:val="both"/>
+        <w:rPr>
+          <w:rFonts w:ascii="Times New Roman" w:cs="Times New Roman" w:eastAsia="Times New Roman" w:hAnsi="Times New Roman"/>
           <w:color w:val="ff0000"/>
           <w:sz w:val="24"/>
           <w:szCs w:val="24"/>
@@ -8713,6 +9316,24 @@
         </w:rPr>
         <w:t xml:space="preserve">(3 р.)</w:t>
       </w:r>
+      <w:r>
+        <w:rPr>
+          <w:rtl w:val="0"/>
+        </w:rPr>
+      </w:r>
+    </w:p>
+    <w:p>
+      <w:pPr>
+        <w:spacing w:after="120" w:lineRule="auto"/>
+        <w:jc w:val="both"/>
+        <w:rPr>
+          <w:rFonts w:ascii="Times New Roman" w:cs="Times New Roman" w:eastAsia="Times New Roman" w:hAnsi="Times New Roman"/>
+          <w:b w:val="1"/>
+          <w:color w:val="ff0000"/>
+          <w:sz w:val="24"/>
+          <w:szCs w:val="24"/>
+        </w:rPr>
+      </w:pPr>
       <w:r>
         <w:rPr>
           <w:rtl w:val="0"/>
@@ -9130,6 +9751,23 @@
     </w:p>
     <w:p>
       <w:pPr>
+        <w:spacing w:after="120" w:lineRule="auto"/>
+        <w:jc w:val="both"/>
+        <w:rPr>
+          <w:rFonts w:ascii="Times New Roman" w:cs="Times New Roman" w:eastAsia="Times New Roman" w:hAnsi="Times New Roman"/>
+          <w:color w:val="ff0000"/>
+          <w:sz w:val="24"/>
+          <w:szCs w:val="24"/>
+        </w:rPr>
+      </w:pPr>
+      <w:r>
+        <w:rPr>
+          <w:rtl w:val="0"/>
+        </w:rPr>
+      </w:r>
+    </w:p>
+    <w:p>
+      <w:pPr>
         <w:pStyle w:val="Heading2"/>
         <w:spacing w:after="120" w:before="0" w:lineRule="auto"/>
         <w:jc w:val="center"/>
@@ -9984,6 +10622,23 @@
     </w:p>
     <w:p>
       <w:pPr>
+        <w:spacing w:after="120" w:lineRule="auto"/>
+        <w:jc w:val="both"/>
+        <w:rPr>
+          <w:rFonts w:ascii="Times New Roman" w:cs="Times New Roman" w:eastAsia="Times New Roman" w:hAnsi="Times New Roman"/>
+          <w:color w:val="ff0000"/>
+          <w:sz w:val="24"/>
+          <w:szCs w:val="24"/>
+        </w:rPr>
+      </w:pPr>
+      <w:r>
+        <w:rPr>
+          <w:rtl w:val="0"/>
+        </w:rPr>
+      </w:r>
+    </w:p>
+    <w:p>
+      <w:pPr>
         <w:pStyle w:val="Heading3"/>
         <w:spacing w:after="120" w:before="0" w:lineRule="auto"/>
         <w:jc w:val="center"/>
@@ -10237,6 +10892,22 @@
     </w:p>
     <w:p>
       <w:pPr>
+        <w:spacing w:after="120" w:lineRule="auto"/>
+        <w:jc w:val="both"/>
+        <w:rPr>
+          <w:rFonts w:ascii="Times New Roman" w:cs="Times New Roman" w:eastAsia="Times New Roman" w:hAnsi="Times New Roman"/>
+          <w:sz w:val="24"/>
+          <w:szCs w:val="24"/>
+        </w:rPr>
+      </w:pPr>
+      <w:r>
+        <w:rPr>
+          <w:rtl w:val="0"/>
+        </w:rPr>
+      </w:r>
+    </w:p>
+    <w:p>
+      <w:pPr>
         <w:pStyle w:val="Heading3"/>
         <w:spacing w:after="120" w:before="0" w:lineRule="auto"/>
         <w:jc w:val="center"/>
@@ -10648,6 +11319,22 @@
     </w:p>
     <w:p>
       <w:pPr>
+        <w:spacing w:after="120" w:lineRule="auto"/>
+        <w:jc w:val="both"/>
+        <w:rPr>
+          <w:rFonts w:ascii="Times New Roman" w:cs="Times New Roman" w:eastAsia="Times New Roman" w:hAnsi="Times New Roman"/>
+          <w:sz w:val="24"/>
+          <w:szCs w:val="24"/>
+        </w:rPr>
+      </w:pPr>
+      <w:r>
+        <w:rPr>
+          <w:rtl w:val="0"/>
+        </w:rPr>
+      </w:r>
+    </w:p>
+    <w:p>
+      <w:pPr>
         <w:pStyle w:val="Heading3"/>
         <w:spacing w:after="120" w:before="0" w:lineRule="auto"/>
         <w:jc w:val="center"/>
@@ -10706,6 +11393,54 @@
         <w:jc w:val="both"/>
         <w:rPr>
           <w:rFonts w:ascii="Times New Roman" w:cs="Times New Roman" w:eastAsia="Times New Roman" w:hAnsi="Times New Roman"/>
+          <w:sz w:val="24"/>
+          <w:szCs w:val="24"/>
+        </w:rPr>
+      </w:pPr>
+      <w:r>
+        <w:rPr>
+          <w:rFonts w:ascii="Times New Roman" w:cs="Times New Roman" w:eastAsia="Times New Roman" w:hAnsi="Times New Roman"/>
+          <w:b w:val="1"/>
+          <w:sz w:val="24"/>
+          <w:szCs w:val="24"/>
+          <w:rtl w:val="0"/>
+        </w:rPr>
+        <w:t xml:space="preserve">Слава і нині</w:t>
+      </w:r>
+      <w:r>
+        <w:rPr>
+          <w:rFonts w:ascii="Times New Roman" w:cs="Times New Roman" w:eastAsia="Times New Roman" w:hAnsi="Times New Roman"/>
+          <w:sz w:val="24"/>
+          <w:szCs w:val="24"/>
+          <w:rtl w:val="0"/>
+        </w:rPr>
+        <w:t xml:space="preserve">: Зачавши неопально вогонь Божества* і породивши безсіменно джерело життя – Господа,* благодатна Богородице, спасай тих, що тебе прославляють.</w:t>
+      </w:r>
+    </w:p>
+    <w:p>
+      <w:pPr>
+        <w:spacing w:after="120" w:lineRule="auto"/>
+        <w:jc w:val="both"/>
+        <w:rPr>
+          <w:rFonts w:ascii="Times New Roman" w:cs="Times New Roman" w:eastAsia="Times New Roman" w:hAnsi="Times New Roman"/>
+          <w:i w:val="1"/>
+          <w:color w:val="ff0000"/>
+          <w:sz w:val="24"/>
+          <w:szCs w:val="24"/>
+        </w:rPr>
+      </w:pPr>
+      <w:r>
+        <w:rPr>
+          <w:rtl w:val="0"/>
+        </w:rPr>
+      </w:r>
+    </w:p>
+    <w:p>
+      <w:pPr>
+        <w:spacing w:after="120" w:lineRule="auto"/>
+        <w:jc w:val="both"/>
+        <w:rPr>
+          <w:rFonts w:ascii="Times New Roman" w:cs="Times New Roman" w:eastAsia="Times New Roman" w:hAnsi="Times New Roman"/>
           <w:i w:val="1"/>
           <w:color w:val="ff0000"/>
           <w:sz w:val="24"/>
@@ -11044,6 +11779,22 @@
     </w:p>
     <w:p>
       <w:pPr>
+        <w:spacing w:after="120" w:lineRule="auto"/>
+        <w:jc w:val="both"/>
+        <w:rPr>
+          <w:rFonts w:ascii="Times New Roman" w:cs="Times New Roman" w:eastAsia="Times New Roman" w:hAnsi="Times New Roman"/>
+          <w:sz w:val="24"/>
+          <w:szCs w:val="24"/>
+        </w:rPr>
+      </w:pPr>
+      <w:r>
+        <w:rPr>
+          <w:rtl w:val="0"/>
+        </w:rPr>
+      </w:r>
+    </w:p>
+    <w:p>
+      <w:pPr>
         <w:pStyle w:val="Heading3"/>
         <w:spacing w:after="120" w:before="0" w:lineRule="auto"/>
         <w:jc w:val="center"/>
@@ -11098,6 +11849,52 @@
     </w:p>
     <w:p>
       <w:pPr>
+        <w:spacing w:after="120" w:lineRule="auto"/>
+        <w:jc w:val="both"/>
+        <w:rPr>
+          <w:rFonts w:ascii="Times New Roman" w:cs="Times New Roman" w:eastAsia="Times New Roman" w:hAnsi="Times New Roman"/>
+          <w:sz w:val="24"/>
+          <w:szCs w:val="24"/>
+        </w:rPr>
+      </w:pPr>
+      <w:r>
+        <w:rPr>
+          <w:rFonts w:ascii="Times New Roman" w:cs="Times New Roman" w:eastAsia="Times New Roman" w:hAnsi="Times New Roman"/>
+          <w:b w:val="1"/>
+          <w:sz w:val="24"/>
+          <w:szCs w:val="24"/>
+          <w:rtl w:val="0"/>
+        </w:rPr>
+        <w:t xml:space="preserve">Слава і нині</w:t>
+      </w:r>
+      <w:r>
+        <w:rPr>
+          <w:rFonts w:ascii="Times New Roman" w:cs="Times New Roman" w:eastAsia="Times New Roman" w:hAnsi="Times New Roman"/>
+          <w:sz w:val="24"/>
+          <w:szCs w:val="24"/>
+          <w:rtl w:val="0"/>
+        </w:rPr>
+        <w:t xml:space="preserve">: Божественні учні й апостоли, Діво,* проповідували всім у божественних науках* несказанне твоє Різдво, Пречиста Богородице,* навчаючи поклонятися тобі достойно.* Тож благаємо тебе: Молися з ними,* щоб спаслися ті, що з вірою тебе почитають.</w:t>
+      </w:r>
+    </w:p>
+    <w:p>
+      <w:pPr>
+        <w:spacing w:after="120" w:lineRule="auto"/>
+        <w:jc w:val="both"/>
+        <w:rPr>
+          <w:rFonts w:ascii="Times New Roman" w:cs="Times New Roman" w:eastAsia="Times New Roman" w:hAnsi="Times New Roman"/>
+          <w:sz w:val="24"/>
+          <w:szCs w:val="24"/>
+        </w:rPr>
+      </w:pPr>
+      <w:r>
+        <w:rPr>
+          <w:rtl w:val="0"/>
+        </w:rPr>
+      </w:r>
+    </w:p>
+    <w:p>
+      <w:pPr>
         <w:pStyle w:val="Heading3"/>
         <w:spacing w:after="120" w:before="0" w:lineRule="auto"/>
         <w:jc w:val="center"/>
@@ -11532,13 +12329,46 @@
       </w:pPr>
       <w:r>
         <w:rPr>
+          <w:rtl w:val="0"/>
+        </w:rPr>
+      </w:r>
+    </w:p>
+    <w:p>
+      <w:pPr>
+        <w:spacing w:after="120" w:lineRule="auto"/>
+        <w:jc w:val="both"/>
+        <w:rPr>
           <w:rFonts w:ascii="Times New Roman" w:cs="Times New Roman" w:eastAsia="Times New Roman" w:hAnsi="Times New Roman"/>
           <w:sz w:val="24"/>
           <w:szCs w:val="24"/>
           <w:u w:val="single"/>
+        </w:rPr>
+      </w:pPr>
+      <w:r>
+        <w:rPr>
+          <w:rFonts w:ascii="Times New Roman" w:cs="Times New Roman" w:eastAsia="Times New Roman" w:hAnsi="Times New Roman"/>
+          <w:sz w:val="24"/>
+          <w:szCs w:val="24"/>
+          <w:u w:val="single"/>
           <w:rtl w:val="0"/>
         </w:rPr>
         <w:t xml:space="preserve">[Господи, Боже наш! Ти за покаяння дарував людям відпущення, нам же, як образ пізнання і визнання гріхів, показав покаяння і прощення пророка Давида. Тож, Владико, помилуй з великої милости твоєї нас, що в чимало великих гріхів впали, і по багатстві ласк твоїх очисти беззаконня наші, бо перед тобою згрішили ми, Господи, що невідомі й таємні речі серця людського знаєш, і єдиний ти маєш владу прощати гріхи. Серце ж чисте вчини в нас і Духом владичним утверди нас, і радість спасіння твого яви нам. Не відкинь нас від лиця твого, але дозволь, як Добрий і Чоловіколюбець, аж до останнього нашого віддиху появляти тобі жертву справедливости й приноси на святих твоїх жертовниках, милістю і ласками і чоловіколюб'ям єдинородного Сина твого, з яким ти є благословенний з пресвятим, добрим і животворящим твоїм Духом, нині й повсякчас, і на віки віків. Амінь.]</w:t>
+      </w:r>
+    </w:p>
+    <w:p>
+      <w:pPr>
+        <w:spacing w:after="120" w:lineRule="auto"/>
+        <w:jc w:val="both"/>
+        <w:rPr>
+          <w:rFonts w:ascii="Times New Roman" w:cs="Times New Roman" w:eastAsia="Times New Roman" w:hAnsi="Times New Roman"/>
+          <w:sz w:val="24"/>
+          <w:szCs w:val="24"/>
+        </w:rPr>
+      </w:pPr>
+      <w:r>
+        <w:rPr>
+          <w:rtl w:val="0"/>
+        </w:rPr>
       </w:r>
     </w:p>
     <w:p>
@@ -14257,6 +15087,22 @@
     </w:p>
     <w:p>
       <w:pPr>
+        <w:spacing w:after="120" w:lineRule="auto"/>
+        <w:jc w:val="both"/>
+        <w:rPr>
+          <w:rFonts w:ascii="Times New Roman" w:cs="Times New Roman" w:eastAsia="Times New Roman" w:hAnsi="Times New Roman"/>
+          <w:sz w:val="24"/>
+          <w:szCs w:val="24"/>
+        </w:rPr>
+      </w:pPr>
+      <w:r>
+        <w:rPr>
+          <w:rtl w:val="0"/>
+        </w:rPr>
+      </w:r>
+    </w:p>
+    <w:p>
+      <w:pPr>
         <w:pStyle w:val="Heading3"/>
         <w:spacing w:after="120" w:lineRule="auto"/>
         <w:jc w:val="center"/>
@@ -14438,6 +15284,54 @@
           <w:rtl w:val="0"/>
         </w:rPr>
         <w:t xml:space="preserve">Тебе, Миколаю, великого пастиря і послідовника в усьому верховного пастиря Христа, наполегливо молимо:* З священних висот паси слуг твоїх* і визволяй завжди з усіх життєвих напастей.</w:t>
+      </w:r>
+    </w:p>
+    <w:p>
+      <w:pPr>
+        <w:spacing w:after="120" w:lineRule="auto"/>
+        <w:jc w:val="both"/>
+        <w:rPr>
+          <w:rFonts w:ascii="Times New Roman" w:cs="Times New Roman" w:eastAsia="Times New Roman" w:hAnsi="Times New Roman"/>
+          <w:sz w:val="24"/>
+          <w:szCs w:val="24"/>
+        </w:rPr>
+      </w:pPr>
+      <w:r>
+        <w:rPr>
+          <w:rFonts w:ascii="Times New Roman" w:cs="Times New Roman" w:eastAsia="Times New Roman" w:hAnsi="Times New Roman"/>
+          <w:b w:val="1"/>
+          <w:sz w:val="24"/>
+          <w:szCs w:val="24"/>
+          <w:rtl w:val="0"/>
+        </w:rPr>
+        <w:t xml:space="preserve">Слава і нині</w:t>
+      </w:r>
+      <w:r>
+        <w:rPr>
+          <w:rFonts w:ascii="Times New Roman" w:cs="Times New Roman" w:eastAsia="Times New Roman" w:hAnsi="Times New Roman"/>
+          <w:sz w:val="24"/>
+          <w:szCs w:val="24"/>
+          <w:rtl w:val="0"/>
+        </w:rPr>
+        <w:t xml:space="preserve">: Породивши воплочене Слово, ти єдина обожила людей.* Моли його, Пречиста, Всенепорочна Діво, з апостолами й мучениками за всіх нас,* що з вірою тебе ублажаємо й почитаємо.</w:t>
+      </w:r>
+    </w:p>
+    <w:p>
+      <w:pPr>
+        <w:spacing w:after="120" w:lineRule="auto"/>
+        <w:jc w:val="both"/>
+        <w:rPr>
+          <w:rFonts w:ascii="Times New Roman" w:cs="Times New Roman" w:eastAsia="Times New Roman" w:hAnsi="Times New Roman"/>
+          <w:i w:val="1"/>
+          <w:color w:val="000000"/>
+          <w:sz w:val="24"/>
+          <w:szCs w:val="24"/>
+        </w:rPr>
+      </w:pPr>
+      <w:r>
+        <w:rPr>
+          <w:rtl w:val="0"/>
+        </w:rPr>
       </w:r>
     </w:p>
     <w:p>
@@ -14499,6 +15393,24 @@
     </w:p>
     <w:p>
       <w:pPr>
+        <w:spacing w:after="120" w:lineRule="auto"/>
+        <w:jc w:val="both"/>
+        <w:rPr>
+          <w:rFonts w:ascii="Times New Roman" w:cs="Times New Roman" w:eastAsia="Times New Roman" w:hAnsi="Times New Roman"/>
+          <w:i w:val="1"/>
+          <w:color w:val="ff0000"/>
+          <w:sz w:val="24"/>
+          <w:szCs w:val="24"/>
+        </w:rPr>
+      </w:pPr>
+      <w:r>
+        <w:rPr>
+          <w:rtl w:val="0"/>
+        </w:rPr>
+      </w:r>
+    </w:p>
+    <w:p>
+      <w:pPr>
         <w:pStyle w:val="Heading3"/>
         <w:spacing w:after="120" w:before="0" w:lineRule="auto"/>
         <w:jc w:val="center"/>
@@ -14819,6 +15731,22 @@
     </w:p>
     <w:p>
       <w:pPr>
+        <w:spacing w:after="120" w:lineRule="auto"/>
+        <w:jc w:val="both"/>
+        <w:rPr>
+          <w:rFonts w:ascii="Times New Roman" w:cs="Times New Roman" w:eastAsia="Times New Roman" w:hAnsi="Times New Roman"/>
+          <w:sz w:val="24"/>
+          <w:szCs w:val="24"/>
+        </w:rPr>
+      </w:pPr>
+      <w:r>
+        <w:rPr>
+          <w:rtl w:val="0"/>
+        </w:rPr>
+      </w:r>
+    </w:p>
+    <w:p>
+      <w:pPr>
         <w:pStyle w:val="Heading3"/>
         <w:spacing w:after="120" w:before="0" w:lineRule="auto"/>
         <w:jc w:val="center"/>
@@ -14865,6 +15793,52 @@
     </w:p>
     <w:p>
       <w:pPr>
+        <w:spacing w:after="120" w:lineRule="auto"/>
+        <w:jc w:val="both"/>
+        <w:rPr>
+          <w:rFonts w:ascii="Times New Roman" w:cs="Times New Roman" w:eastAsia="Times New Roman" w:hAnsi="Times New Roman"/>
+          <w:sz w:val="24"/>
+          <w:szCs w:val="24"/>
+        </w:rPr>
+      </w:pPr>
+      <w:r>
+        <w:rPr>
+          <w:rFonts w:ascii="Times New Roman" w:cs="Times New Roman" w:eastAsia="Times New Roman" w:hAnsi="Times New Roman"/>
+          <w:b w:val="1"/>
+          <w:sz w:val="24"/>
+          <w:szCs w:val="24"/>
+          <w:rtl w:val="0"/>
+        </w:rPr>
+        <w:t xml:space="preserve">Слава і нині</w:t>
+      </w:r>
+      <w:r>
+        <w:rPr>
+          <w:rFonts w:ascii="Times New Roman" w:cs="Times New Roman" w:eastAsia="Times New Roman" w:hAnsi="Times New Roman"/>
+          <w:sz w:val="24"/>
+          <w:szCs w:val="24"/>
+          <w:rtl w:val="0"/>
+        </w:rPr>
+        <w:t xml:space="preserve">: Діво пречиста!* З мудрими апостолами і з багатьма мучениками та з Миколаєм мудрим,* моли безперестанно Христа,* щоб звільнити від усякої біди нас,* що на тебе поклали надію, Діво.</w:t>
+      </w:r>
+    </w:p>
+    <w:p>
+      <w:pPr>
+        <w:spacing w:after="120" w:lineRule="auto"/>
+        <w:jc w:val="both"/>
+        <w:rPr>
+          <w:rFonts w:ascii="Times New Roman" w:cs="Times New Roman" w:eastAsia="Times New Roman" w:hAnsi="Times New Roman"/>
+          <w:sz w:val="24"/>
+          <w:szCs w:val="24"/>
+        </w:rPr>
+      </w:pPr>
+      <w:r>
+        <w:rPr>
+          <w:rtl w:val="0"/>
+        </w:rPr>
+      </w:r>
+    </w:p>
+    <w:p>
+      <w:pPr>
         <w:pStyle w:val="Heading2"/>
         <w:spacing w:after="120" w:before="0" w:lineRule="auto"/>
         <w:jc w:val="center"/>
@@ -14966,6 +15940,33 @@
           <w:szCs w:val="24"/>
         </w:rPr>
       </w:pPr>
+      <w:sdt>
+        <w:sdtPr>
+          <w:tag w:val="goog_rdk_10"/>
+        </w:sdtPr>
+        <w:sdtContent>
+          <w:r>
+            <w:rPr>
+              <w:rFonts w:ascii="Gungsuh" w:cs="Gungsuh" w:eastAsia="Gungsuh" w:hAnsi="Gungsuh"/>
+              <w:sz w:val="24"/>
+              <w:szCs w:val="24"/>
+              <w:rtl w:val="0"/>
+            </w:rPr>
+            <w:t xml:space="preserve">Хваліте його, ви − сонце й місяцю,* хваліте його, всі ясні зорі.</w:t>
+          </w:r>
+        </w:sdtContent>
+      </w:sdt>
+    </w:p>
+    <w:p>
+      <w:pPr>
+        <w:spacing w:after="120" w:lineRule="auto"/>
+        <w:jc w:val="both"/>
+        <w:rPr>
+          <w:rFonts w:ascii="Times New Roman" w:cs="Times New Roman" w:eastAsia="Times New Roman" w:hAnsi="Times New Roman"/>
+          <w:sz w:val="24"/>
+          <w:szCs w:val="24"/>
+        </w:rPr>
+      </w:pPr>
       <w:r>
         <w:rPr>
           <w:rFonts w:ascii="Times New Roman" w:cs="Times New Roman" w:eastAsia="Times New Roman" w:hAnsi="Times New Roman"/>
@@ -15506,6 +16507,22 @@
           <w:rtl w:val="0"/>
         </w:rPr>
         <w:t xml:space="preserve">Хваліте його на дзвінких цимбалах, хваліте його на гучних цимбалах.* Усе, що живе, нехай хвалить Господа.</w:t>
+      </w:r>
+    </w:p>
+    <w:p>
+      <w:pPr>
+        <w:spacing w:after="120" w:lineRule="auto"/>
+        <w:jc w:val="both"/>
+        <w:rPr>
+          <w:rFonts w:ascii="Times New Roman" w:cs="Times New Roman" w:eastAsia="Times New Roman" w:hAnsi="Times New Roman"/>
+          <w:sz w:val="24"/>
+          <w:szCs w:val="24"/>
+        </w:rPr>
+      </w:pPr>
+      <w:r>
+        <w:rPr>
+          <w:rtl w:val="0"/>
+        </w:rPr>
       </w:r>
     </w:p>
     <w:p>
@@ -15561,6 +16578,23 @@
           <w:rFonts w:ascii="Times New Roman" w:cs="Times New Roman" w:eastAsia="Times New Roman" w:hAnsi="Times New Roman"/>
           <w:sz w:val="24"/>
           <w:szCs w:val="24"/>
+          <w:u w:val="single"/>
+        </w:rPr>
+      </w:pPr>
+      <w:r>
+        <w:rPr>
+          <w:rtl w:val="0"/>
+        </w:rPr>
+      </w:r>
+    </w:p>
+    <w:p>
+      <w:pPr>
+        <w:spacing w:after="120" w:lineRule="auto"/>
+        <w:jc w:val="both"/>
+        <w:rPr>
+          <w:rFonts w:ascii="Times New Roman" w:cs="Times New Roman" w:eastAsia="Times New Roman" w:hAnsi="Times New Roman"/>
+          <w:sz w:val="24"/>
+          <w:szCs w:val="24"/>
         </w:rPr>
       </w:pPr>
       <w:r>
@@ -15781,6 +16815,33 @@
           <w:szCs w:val="24"/>
         </w:rPr>
       </w:pPr>
+      <w:sdt>
+        <w:sdtPr>
+          <w:tag w:val="goog_rdk_11"/>
+        </w:sdtPr>
+        <w:sdtContent>
+          <w:r>
+            <w:rPr>
+              <w:rFonts w:ascii="Gungsuh" w:cs="Gungsuh" w:eastAsia="Gungsuh" w:hAnsi="Gungsuh"/>
+              <w:sz w:val="24"/>
+              <w:szCs w:val="24"/>
+              <w:rtl w:val="0"/>
+            </w:rPr>
+            <w:t xml:space="preserve">Молюсь: Господи, змилуйся надо мною,* вилікуй мою душу, бо гріх мій − перед тобою.</w:t>
+          </w:r>
+        </w:sdtContent>
+      </w:sdt>
+    </w:p>
+    <w:p>
+      <w:pPr>
+        <w:spacing w:after="120" w:lineRule="auto"/>
+        <w:jc w:val="both"/>
+        <w:rPr>
+          <w:rFonts w:ascii="Times New Roman" w:cs="Times New Roman" w:eastAsia="Times New Roman" w:hAnsi="Times New Roman"/>
+          <w:sz w:val="24"/>
+          <w:szCs w:val="24"/>
+        </w:rPr>
+      </w:pPr>
       <w:r>
         <w:rPr>
           <w:rFonts w:ascii="Times New Roman" w:cs="Times New Roman" w:eastAsia="Times New Roman" w:hAnsi="Times New Roman"/>
@@ -16029,6 +17090,22 @@
           <w:rtl w:val="0"/>
         </w:rPr>
         <w:t xml:space="preserve">Нині і повсякчас,* і на віки віків. Амінь.</w:t>
+      </w:r>
+    </w:p>
+    <w:p>
+      <w:pPr>
+        <w:spacing w:after="120" w:lineRule="auto"/>
+        <w:jc w:val="both"/>
+        <w:rPr>
+          <w:rFonts w:ascii="Times New Roman" w:cs="Times New Roman" w:eastAsia="Times New Roman" w:hAnsi="Times New Roman"/>
+          <w:sz w:val="24"/>
+          <w:szCs w:val="24"/>
+        </w:rPr>
+      </w:pPr>
+      <w:r>
+        <w:rPr>
+          <w:rtl w:val="0"/>
+        </w:rPr>
       </w:r>
     </w:p>
     <w:p>
@@ -16949,6 +18026,22 @@
     </w:p>
     <w:p>
       <w:pPr>
+        <w:spacing w:after="120" w:lineRule="auto"/>
+        <w:jc w:val="both"/>
+        <w:rPr>
+          <w:rFonts w:ascii="Times New Roman" w:cs="Times New Roman" w:eastAsia="Times New Roman" w:hAnsi="Times New Roman"/>
+          <w:sz w:val="24"/>
+          <w:szCs w:val="24"/>
+        </w:rPr>
+      </w:pPr>
+      <w:r>
+        <w:rPr>
+          <w:rtl w:val="0"/>
+        </w:rPr>
+      </w:r>
+    </w:p>
+    <w:p>
+      <w:pPr>
         <w:pStyle w:val="Heading2"/>
         <w:spacing w:after="120" w:before="0" w:lineRule="auto"/>
         <w:jc w:val="center"/>
@@ -17127,6 +18220,52 @@
         <w:jc w:val="both"/>
         <w:rPr>
           <w:rFonts w:ascii="Times New Roman" w:cs="Times New Roman" w:eastAsia="Times New Roman" w:hAnsi="Times New Roman"/>
+          <w:sz w:val="24"/>
+          <w:szCs w:val="24"/>
+        </w:rPr>
+      </w:pPr>
+      <w:r>
+        <w:rPr>
+          <w:rFonts w:ascii="Times New Roman" w:cs="Times New Roman" w:eastAsia="Times New Roman" w:hAnsi="Times New Roman"/>
+          <w:b w:val="1"/>
+          <w:sz w:val="24"/>
+          <w:szCs w:val="24"/>
+          <w:rtl w:val="0"/>
+        </w:rPr>
+        <w:t xml:space="preserve">Слава і нині</w:t>
+      </w:r>
+      <w:r>
+        <w:rPr>
+          <w:rFonts w:ascii="Times New Roman" w:cs="Times New Roman" w:eastAsia="Times New Roman" w:hAnsi="Times New Roman"/>
+          <w:sz w:val="24"/>
+          <w:szCs w:val="24"/>
+          <w:rtl w:val="0"/>
+        </w:rPr>
+        <w:t xml:space="preserve">: З пророками похвалімо Діву:* золоту посудину манни, неопалимий кущ, і трапезу й престол,* і золотий світильник з лампадою,* ненарушену гору,* кивот посвяти* і ворота Божі.</w:t>
+      </w:r>
+    </w:p>
+    <w:p>
+      <w:pPr>
+        <w:spacing w:after="120" w:lineRule="auto"/>
+        <w:jc w:val="both"/>
+        <w:rPr>
+          <w:rFonts w:ascii="Times New Roman" w:cs="Times New Roman" w:eastAsia="Times New Roman" w:hAnsi="Times New Roman"/>
+          <w:sz w:val="24"/>
+          <w:szCs w:val="24"/>
+        </w:rPr>
+      </w:pPr>
+      <w:r>
+        <w:rPr>
+          <w:rtl w:val="0"/>
+        </w:rPr>
+      </w:r>
+    </w:p>
+    <w:p>
+      <w:pPr>
+        <w:spacing w:after="120" w:lineRule="auto"/>
+        <w:jc w:val="both"/>
+        <w:rPr>
+          <w:rFonts w:ascii="Times New Roman" w:cs="Times New Roman" w:eastAsia="Times New Roman" w:hAnsi="Times New Roman"/>
           <w:i w:val="1"/>
           <w:color w:val="ff0000"/>
           <w:sz w:val="24"/>
@@ -17248,6 +18387,26 @@
           <w:szCs w:val="24"/>
           <w:rtl w:val="0"/>
         </w:rPr>
+        <w:t xml:space="preserve">Слава Отцю, і Сину, і Святому Духові,* і нині і повсякчас, і на віки віків. Амінь.</w:t>
+      </w:r>
+    </w:p>
+    <w:p>
+      <w:pPr>
+        <w:spacing w:after="120" w:lineRule="auto"/>
+        <w:jc w:val="both"/>
+        <w:rPr>
+          <w:rFonts w:ascii="Times New Roman" w:cs="Times New Roman" w:eastAsia="Times New Roman" w:hAnsi="Times New Roman"/>
+          <w:sz w:val="24"/>
+          <w:szCs w:val="24"/>
+        </w:rPr>
+      </w:pPr>
+      <w:r>
+        <w:rPr>
+          <w:rFonts w:ascii="Times New Roman" w:cs="Times New Roman" w:eastAsia="Times New Roman" w:hAnsi="Times New Roman"/>
+          <w:sz w:val="24"/>
+          <w:szCs w:val="24"/>
+          <w:rtl w:val="0"/>
+        </w:rPr>
         <w:t xml:space="preserve">Пресвята Тройце, помилуй нас;* Господи, очисти гріхи наші;* Владико, прости беззаконня наші;* Святий, завітай і зціли немочі наші імени твого ради.</w:t>
       </w:r>
     </w:p>
@@ -17291,6 +18450,45 @@
           <w:rtl w:val="0"/>
         </w:rPr>
         <w:t xml:space="preserve">.</w:t>
+      </w:r>
+    </w:p>
+    <w:p>
+      <w:pPr>
+        <w:spacing w:after="120" w:lineRule="auto"/>
+        <w:jc w:val="both"/>
+        <w:rPr>
+          <w:rFonts w:ascii="Times New Roman" w:cs="Times New Roman" w:eastAsia="Times New Roman" w:hAnsi="Times New Roman"/>
+          <w:sz w:val="24"/>
+          <w:szCs w:val="24"/>
+        </w:rPr>
+      </w:pPr>
+      <w:r>
+        <w:rPr>
+          <w:rFonts w:ascii="Times New Roman" w:cs="Times New Roman" w:eastAsia="Times New Roman" w:hAnsi="Times New Roman"/>
+          <w:sz w:val="24"/>
+          <w:szCs w:val="24"/>
+          <w:rtl w:val="0"/>
+        </w:rPr>
+        <w:t xml:space="preserve">Слава Отцю, і Сину, і Святому Духові. І</w:t>
+      </w:r>
+      <w:r>
+        <w:rPr>
+          <w:rFonts w:ascii="Times New Roman" w:cs="Times New Roman" w:eastAsia="Times New Roman" w:hAnsi="Times New Roman"/>
+          <w:b w:val="1"/>
+          <w:sz w:val="24"/>
+          <w:szCs w:val="24"/>
+          <w:rtl w:val="0"/>
+        </w:rPr>
+        <w:t xml:space="preserve"> </w:t>
+      </w:r>
+      <w:r>
+        <w:rPr>
+          <w:rFonts w:ascii="Times New Roman" w:cs="Times New Roman" w:eastAsia="Times New Roman" w:hAnsi="Times New Roman"/>
+          <w:sz w:val="24"/>
+          <w:szCs w:val="24"/>
+          <w:rtl w:val="0"/>
+        </w:rPr>
+        <w:t xml:space="preserve">нині і повсякчас, і на віки віків. Амінь.</w:t>
       </w:r>
     </w:p>
     <w:p>
@@ -17390,6 +18588,23 @@
           <w:rtl w:val="0"/>
         </w:rPr>
         <w:t xml:space="preserve"> </w:t>
+      </w:r>
+    </w:p>
+    <w:p>
+      <w:pPr>
+        <w:spacing w:after="120" w:lineRule="auto"/>
+        <w:jc w:val="both"/>
+        <w:rPr>
+          <w:rFonts w:ascii="Times New Roman" w:cs="Times New Roman" w:eastAsia="Times New Roman" w:hAnsi="Times New Roman"/>
+          <w:i w:val="1"/>
+          <w:sz w:val="24"/>
+          <w:szCs w:val="24"/>
+        </w:rPr>
+      </w:pPr>
+      <w:r>
+        <w:rPr>
+          <w:rtl w:val="0"/>
+        </w:rPr>
       </w:r>
     </w:p>
     <w:p>
@@ -17954,6 +19169,22 @@
     </w:p>
     <w:p>
       <w:pPr>
+        <w:spacing w:after="120" w:lineRule="auto"/>
+        <w:jc w:val="both"/>
+        <w:rPr>
+          <w:rFonts w:ascii="Times New Roman" w:cs="Times New Roman" w:eastAsia="Times New Roman" w:hAnsi="Times New Roman"/>
+          <w:sz w:val="24"/>
+          <w:szCs w:val="24"/>
+        </w:rPr>
+      </w:pPr>
+      <w:r>
+        <w:rPr>
+          <w:rtl w:val="0"/>
+        </w:rPr>
+      </w:r>
+    </w:p>
+    <w:p>
+      <w:pPr>
         <w:pStyle w:val="Heading2"/>
         <w:spacing w:after="120" w:before="0" w:lineRule="auto"/>
         <w:jc w:val="center"/>
@@ -18211,6 +19442,21 @@
           <w:rtl w:val="0"/>
         </w:rPr>
         <w:t xml:space="preserve">Амінь.</w:t>
+      </w:r>
+    </w:p>
+    <w:p>
+      <w:pPr>
+        <w:spacing w:after="120" w:lineRule="auto"/>
+        <w:rPr>
+          <w:rFonts w:ascii="Times New Roman" w:cs="Times New Roman" w:eastAsia="Times New Roman" w:hAnsi="Times New Roman"/>
+          <w:sz w:val="24"/>
+          <w:szCs w:val="24"/>
+        </w:rPr>
+      </w:pPr>
+      <w:r>
+        <w:rPr>
+          <w:rtl w:val="0"/>
+        </w:rPr>
       </w:r>
     </w:p>
     <w:sectPr>
